--- a/static/media/1.to_trinh_ktr_HT.docx
+++ b/static/media/1.to_trinh_ktr_HT.docx
@@ -1005,14 +1005,14 @@
           <w:szCs w:val="28"/>
           <w:lang w:val="nl-NL"/>
         </w:rPr>
-        <w:t xml:space="preserve">, dự kiến từ </w:t>
-      </w:r>
-      <w:r>
-        <w:rPr>
-          <w:szCs w:val="28"/>
-          <w:lang w:val="nl-NL"/>
-        </w:rPr>
-        <w:t>&lt;ngay_ktra&gt;</w:t>
+        <w:t xml:space="preserve">, </w:t>
+      </w:r>
+      <w:r>
+        <w:rPr>
+          <w:szCs w:val="28"/>
+          <w:lang w:val="nl-NL"/>
+        </w:rPr>
+        <w:t>kể từ ngày công bố Quyết định kiểm tra</w:t>
       </w:r>
       <w:r>
         <w:rPr>
@@ -1179,7 +1179,7 @@
           <w:spacing w:val="-20"/>
           <w:lang w:val="nl-NL"/>
         </w:rPr>
-        <w:t>Ý KIẾN LÃNH ĐẠO</w:t>
+        <w:t>LÃNH ĐẠO</w:t>
       </w:r>
       <w:r>
         <w:rPr>
@@ -1805,6 +1805,9 @@
   <wne:recipientData>
     <wne:active wne:val="1"/>
     <wne:hash wne:val="83743369"/>
+  </wne:recipientData>
+  <wne:recipientData>
+    <wne:active wne:val="1"/>
   </wne:recipientData>
   <wne:recipientData>
     <wne:active wne:val="1"/>
@@ -2232,6 +2235,7 @@
   <w:style w:type="character" w:default="1" w:styleId="DefaultParagraphFont">
     <w:name w:val="Default Paragraph Font"/>
     <w:uiPriority w:val="1"/>
+    <w:semiHidden/>
     <w:unhideWhenUsed/>
   </w:style>
   <w:style w:type="table" w:default="1" w:styleId="TableNormal">
